--- a/word_reports/LP_0201_위치_111_Juliette Gréco_Und ihre g.docx
+++ b/word_reports/LP_0201_위치_111_Juliette Gréco_Und ihre g.docx
@@ -4,7 +4,7 @@
   <w:body>
     <w:p>
       <w:pPr>
-        <w:spacing w:after="280"/>
+        <w:spacing w:after="80"/>
       </w:pPr>
       <w:r>
         <w:rPr w:rFonts="맑은 고딕">
@@ -13,94 +13,47 @@
           <w:color w:val="1E3A8A"/>
           <w:sz w:val="30"/>
         </w:rPr>
-        <w:t>[111] Juliette Gréco - Und ihre großen Chansons</w:t>
+        <w:t>Juliette Gréco (줄리엣 그레코) - Und ihre großen Chansons</w:t>
       </w:r>
     </w:p>
     <w:p>
       <w:pPr>
-        <w:spacing w:after="320"/>
+        <w:spacing w:after="240"/>
       </w:pPr>
       <w:r>
         <w:rPr w:rFonts="맑은 고딕">
           <w:rFonts w:ascii="맑은 고딕" w:hAnsi="맑은 고딕" w:eastAsia="맑은 고딕"/>
           <w:b/>
-          <w:sz w:val="20"/>
+          <w:color w:val="4B5563"/>
+          <w:sz w:val="22"/>
         </w:rPr>
-        <w:t>■ 위치 : 111</w:t>
-        <w:br/>
-      </w:r>
-      <w:r>
-        <w:rPr w:rFonts="맑은 고딕">
-          <w:rFonts w:ascii="맑은 고딕" w:hAnsi="맑은 고딕" w:eastAsia="맑은 고딕"/>
-          <w:b/>
-          <w:sz w:val="20"/>
-        </w:rPr>
-        <w:t>■ 아티스트 : Juliette Gréco</w:t>
-        <w:br/>
-      </w:r>
-      <w:r>
-        <w:rPr w:rFonts="맑은 고딕">
-          <w:rFonts w:ascii="맑은 고딕" w:hAnsi="맑은 고딕" w:eastAsia="맑은 고딕"/>
-          <w:b/>
-          <w:sz w:val="20"/>
-        </w:rPr>
-        <w:t>■ 앨범명 : Und ihre großen Chansons</w:t>
-        <w:br/>
-      </w:r>
-      <w:r>
-        <w:rPr w:rFonts="맑은 고딕">
-          <w:rFonts w:ascii="맑은 고딕" w:hAnsi="맑은 고딕" w:eastAsia="맑은 고딕"/>
-          <w:b w:val="0"/>
-          <w:sz w:val="20"/>
-        </w:rPr>
-        <w:t>■ 음반 레이블 : Philips</w:t>
-        <w:br/>
-      </w:r>
-      <w:r>
-        <w:rPr w:rFonts="맑은 고딕">
-          <w:rFonts w:ascii="맑은 고딕" w:hAnsi="맑은 고딕" w:eastAsia="맑은 고딕"/>
-          <w:b w:val="0"/>
-          <w:sz w:val="20"/>
-        </w:rPr>
-        <w:t>■ 발매년도 : 1965</w:t>
-        <w:br/>
-      </w:r>
-      <w:r>
-        <w:rPr w:rFonts="맑은 고딕">
-          <w:rFonts w:ascii="맑은 고딕" w:hAnsi="맑은 고딕" w:eastAsia="맑은 고딕"/>
-          <w:b w:val="0"/>
-          <w:sz w:val="20"/>
-        </w:rPr>
-        <w:t>■ 장르 : 샹송 (Chanson) / 프렌치 포크</w:t>
-        <w:br/>
-      </w:r>
-      <w:r>
-        <w:rPr w:rFonts="맑은 고딕">
-          <w:rFonts w:ascii="맑은 고딕" w:hAnsi="맑은 고딕" w:eastAsia="맑은 고딕"/>
-          <w:b w:val="0"/>
-          <w:sz w:val="20"/>
-        </w:rPr>
-        <w:t>■ 주요 수록곡 : 1. Sous le ciel de Paris (파리의 하늘 밑)</w:t>
-        <w:br/>
+        <w:t>위치 :  111</w:t>
       </w:r>
     </w:p>
     <w:p>
       <w:pPr>
-        <w:spacing w:after="160"/>
+        <w:spacing w:line="324" w:lineRule="auto" w:before="80" w:after="160"/>
       </w:pPr>
       <w:r>
         <w:rPr w:rFonts="맑은 고딕">
           <w:rFonts w:ascii="맑은 고딕" w:hAnsi="맑은 고딕" w:eastAsia="맑은 고딕"/>
           <w:b/>
           <w:color w:val="1F2937"/>
-          <w:sz w:val="24"/>
+          <w:sz w:val="22"/>
         </w:rPr>
-        <w:t>■ 음반 해설 및 감상 가이드</w:t>
+        <w:t xml:space="preserve">[음반 소개] </w:t>
+      </w:r>
+      <w:r>
+        <w:rPr w:rFonts="맑은 고딕">
+          <w:rFonts w:ascii="맑은 고딕" w:hAnsi="맑은 고딕" w:eastAsia="맑은 고딕"/>
+          <w:b w:val="0"/>
+          <w:sz w:val="21"/>
+        </w:rPr>
       </w:r>
     </w:p>
     <w:p>
       <w:pPr>
-        <w:spacing w:line="312" w:lineRule="auto" w:after="120"/>
+        <w:spacing w:line="324" w:lineRule="auto" w:after="120"/>
       </w:pPr>
       <w:r>
         <w:rPr w:rFonts="맑은 고딕">
@@ -108,51 +61,516 @@
           <w:b w:val="0"/>
           <w:sz w:val="21"/>
         </w:rPr>
-        <w:t>전후(戰後) 프랑스 지성사와 예술의 중심지였던 생제르맹데프레의 문학적 뮤즈이자, 실존주의자들의 여신으로 불린 줄리에트 그레코(Juliette Gréco)의 대표작을 집대성한 음반입니다. 독일어로 출간된 이 베스트 음반 《Und ihre großen Chansons》는 1960년대 유럽 전역을 사로잡았던 그레코의 매혹적인 음색과 독보적인 예술적 성취를 한 장의 LP에 집약하여 담아내고 있습니다. 장폴 사르트르, 보리스 비앙, 레이몽 케노 등 당대 최고의 지성인들이 그녀를 위해 시를 쓰고 곡을 헌정했던 만큼, 이 음반은 단순한 가요집을 넘어 프랑스 문학적 샹송(Chanson à texte)의 진수를 보여줍니다.</w:t>
+        <w:t>생제르맹데프레의 짙은 밤안개와 실존주의 철학의 고뇌를 온몸으로 체화한 줄리엣 그레코는 프랑스 샹송의 가장 지적이고 매혹적인 초상입니다. 본 작 [Und ihre großen Chansons]는 유럽 대륙을 매료시킨 그녀의 독보적인 음성 속에서 문학과 음악이 가장 우아하게 조우하는 순간들을 정갈하게 포여낸 명품 앤솔러지입니다. 읊조리듯 다가와 영혼의 심연을 흔드는 그녀의 짙은 음색은 지나간 시대의 낭만과 예술적 고결함을 아스라한 감동으로 되살려냅니다. 비장미와 서정성이 교차하는 이 음반은 반세기가 흐른 오늘날에도 아날로그 샹송이 지닌 불멸의 숨결을 완벽하게 증명하고 있습니다.</w:t>
       </w:r>
     </w:p>
     <w:p>
       <w:pPr>
-        <w:spacing w:line="312" w:lineRule="auto" w:after="120"/>
+        <w:spacing w:line="324" w:lineRule="auto" w:before="200" w:after="80"/>
       </w:pPr>
+      <w:r>
+        <w:rPr w:rFonts="맑은 고딕">
+          <w:rFonts w:ascii="맑은 고딕" w:hAnsi="맑은 고딕" w:eastAsia="맑은 고딕"/>
+          <w:b/>
+          <w:color w:val="1E3A8A"/>
+          <w:sz w:val="24"/>
+        </w:rPr>
+        <w:t>1. 음반 데이터</w:t>
+      </w:r>
+    </w:p>
+    <w:p>
+      <w:pPr>
+        <w:spacing w:line="324" w:lineRule="auto" w:after="80"/>
+      </w:pPr>
+      <w:r>
+        <w:rPr w:rFonts="맑은 고딕">
+          <w:rFonts w:ascii="맑은 고딕" w:hAnsi="맑은 고딕" w:eastAsia="맑은 고딕"/>
+          <w:b w:val="0"/>
+          <w:color w:val="6B7280"/>
+          <w:sz w:val="21"/>
+        </w:rPr>
+        <w:t xml:space="preserve">· </w:t>
+      </w:r>
+      <w:r>
+        <w:rPr w:rFonts="맑은 고딕">
+          <w:rFonts w:ascii="맑은 고딕" w:hAnsi="맑은 고딕" w:eastAsia="맑은 고딕"/>
+          <w:b/>
+          <w:color w:val="1F2937"/>
+          <w:sz w:val="21"/>
+        </w:rPr>
+        <w:t xml:space="preserve">앨범명: </w:t>
+      </w:r>
       <w:r>
         <w:rPr w:rFonts="맑은 고딕">
           <w:rFonts w:ascii="맑은 고딕" w:hAnsi="맑은 고딕" w:eastAsia="맑은 고딕"/>
           <w:b w:val="0"/>
           <w:sz w:val="21"/>
         </w:rPr>
-        <w:t>줄리에트 그레코의 음악적 특징은 특유의 깊고 스모키한 알토 음색과 극적인 대사 전달력에 있습니다. 항상 검은 옷을 입고 무대에 올라 오직 목소리와 손짓만으로 청중을 압도했던 그녀는 노래를 '부르는' 것을 넘어 한 편의 시를 '연극적으로 읊어내는' 독창적인 보컬 스타일을 구축했습니다. 본 음반에 수록된 세련된 오케스트라 편곡과 섬세한 아코디언 연주는 그녀의 낮고 지성적인 목소리를 완벽하게 뒷받침하며 낭만적이면서도 몽환적인 분위기를 자아냅니다.</w:t>
+        <w:t>Und ihre großen Chansons</w:t>
       </w:r>
     </w:p>
     <w:p>
       <w:pPr>
-        <w:spacing w:line="312" w:lineRule="auto" w:after="120"/>
+        <w:spacing w:line="324" w:lineRule="auto" w:after="80"/>
       </w:pPr>
+      <w:r>
+        <w:rPr w:rFonts="맑은 고딕">
+          <w:rFonts w:ascii="맑은 고딕" w:hAnsi="맑은 고딕" w:eastAsia="맑은 고딕"/>
+          <w:b w:val="0"/>
+          <w:color w:val="6B7280"/>
+          <w:sz w:val="21"/>
+        </w:rPr>
+        <w:t xml:space="preserve">· </w:t>
+      </w:r>
+      <w:r>
+        <w:rPr w:rFonts="맑은 고딕">
+          <w:rFonts w:ascii="맑은 고딕" w:hAnsi="맑은 고딕" w:eastAsia="맑은 고딕"/>
+          <w:b/>
+          <w:color w:val="1F2937"/>
+          <w:sz w:val="21"/>
+        </w:rPr>
+        <w:t xml:space="preserve">아티스트: </w:t>
+      </w:r>
       <w:r>
         <w:rPr w:rFonts="맑은 고딕">
           <w:rFonts w:ascii="맑은 고딕" w:hAnsi="맑은 고딕" w:eastAsia="맑은 고딕"/>
           <w:b w:val="0"/>
           <w:sz w:val="21"/>
         </w:rPr>
-        <w:t>수록곡 하나하나가 샹송 역사에 빛나는 명곡들로 채워져 있습니다. 파리의 낭만과 애수를 가장 완벽하게 표현한 클래식 &lt;Sous le ciel de Paris&gt;를 비롯하여, 세르주 갱스부르가 그녀에게 헌정한 감각적이고 유연한 멜로디의 &lt;La Javanaise&gt;, 그리고 가을의 헛헛함과 지나간 사랑을 고요하게 읊조리는 &lt;Les Feuilles mortes&gt;는 감상의 하이라이트입니다. 또한 레이몽 케노의 시에 멜로디를 붙여 그레코의 출세작이 된 &lt;Si tu t'imagines&gt;에서는 젊음과 삶에 대한 철학적 시선이 돋보입니다.</w:t>
+        <w:t>Juliette Gréco (줄리엣 그레코)</w:t>
       </w:r>
     </w:p>
     <w:p>
       <w:pPr>
-        <w:spacing w:line="312" w:lineRule="auto" w:after="120"/>
+        <w:spacing w:line="324" w:lineRule="auto" w:after="80"/>
       </w:pPr>
+      <w:r>
+        <w:rPr w:rFonts="맑은 고딕">
+          <w:rFonts w:ascii="맑은 고딕" w:hAnsi="맑은 고딕" w:eastAsia="맑은 고딕"/>
+          <w:b w:val="0"/>
+          <w:color w:val="6B7280"/>
+          <w:sz w:val="21"/>
+        </w:rPr>
+        <w:t xml:space="preserve">· </w:t>
+      </w:r>
+      <w:r>
+        <w:rPr w:rFonts="맑은 고딕">
+          <w:rFonts w:ascii="맑은 고딕" w:hAnsi="맑은 고딕" w:eastAsia="맑은 고딕"/>
+          <w:b/>
+          <w:color w:val="1F2937"/>
+          <w:sz w:val="21"/>
+        </w:rPr>
+        <w:t xml:space="preserve">발매 정보: </w:t>
+      </w:r>
       <w:r>
         <w:rPr w:rFonts="맑은 고딕">
           <w:rFonts w:ascii="맑은 고딕" w:hAnsi="맑은 고딕" w:eastAsia="맑은 고딕"/>
           <w:b w:val="0"/>
           <w:sz w:val="21"/>
         </w:rPr>
-        <w:t>이 LP는 20세기 중반 프랑스 문화의 가장 찬란했던 한 페이지를 LP 특유의 따뜻하고 풍부한 질감으로 소장할 수 있는 소중한 기회를 제공합니다. 세월이 흘러도 변하지 않는 줄리에트 그레코의 품격 있는 보컬과 클래시컬한 샹송의 멋은 깊은 밤, 한 잔의 와인과 함께 아날로그 음원으로 감상할 때 그 진가를 유감없이 발휘합니다.</w:t>
+        <w:t>프랑스를 넘어 독일어권 등 범유럽 클래식·샹송 애호가들을 위해 필립스(Philips) 등 명문 레이블을 통해 엄선 기획된 스페셜 걸작 베스트 음반으로, 줄리엣 그레코의 최전성기 예술적 정수가 집약되어 있습니다.</w:t>
+      </w:r>
+    </w:p>
+    <w:p>
+      <w:pPr>
+        <w:spacing w:line="324" w:lineRule="auto" w:after="80"/>
+      </w:pPr>
+      <w:r>
+        <w:rPr w:rFonts="맑은 고딕">
+          <w:rFonts w:ascii="맑은 고딕" w:hAnsi="맑은 고딕" w:eastAsia="맑은 고딕"/>
+          <w:b w:val="0"/>
+          <w:color w:val="6B7280"/>
+          <w:sz w:val="21"/>
+        </w:rPr>
+        <w:t xml:space="preserve">· </w:t>
+      </w:r>
+      <w:r>
+        <w:rPr w:rFonts="맑은 고딕">
+          <w:rFonts w:ascii="맑은 고딕" w:hAnsi="맑은 고딕" w:eastAsia="맑은 고딕"/>
+          <w:b/>
+          <w:color w:val="1F2937"/>
+          <w:sz w:val="21"/>
+        </w:rPr>
+        <w:t xml:space="preserve">LP 인기도(판매량): </w:t>
+      </w:r>
+      <w:r>
+        <w:rPr w:rFonts="맑은 고딕">
+          <w:rFonts w:ascii="맑은 고딕" w:hAnsi="맑은 고딕" w:eastAsia="맑은 고딕"/>
+          <w:b w:val="0"/>
+          <w:sz w:val="21"/>
+        </w:rPr>
+        <w:t>발매 당시 유럽 전역의 지식인층과 팝·샹송 애호가들 사이에서 필청반으로 확고히 자리 잡았으며, 장기 스테디셀러로서 높은 판매고를 기록하며 국경을 초월한 대중적 사랑을 받았습니다.</w:t>
+      </w:r>
+    </w:p>
+    <w:p>
+      <w:pPr>
+        <w:spacing w:line="324" w:lineRule="auto" w:after="80"/>
+      </w:pPr>
+      <w:r>
+        <w:rPr w:rFonts="맑은 고딕">
+          <w:rFonts w:ascii="맑은 고딕" w:hAnsi="맑은 고딕" w:eastAsia="맑은 고딕"/>
+          <w:b w:val="0"/>
+          <w:color w:val="6B7280"/>
+          <w:sz w:val="21"/>
+        </w:rPr>
+        <w:t xml:space="preserve">· </w:t>
+      </w:r>
+      <w:r>
+        <w:rPr w:rFonts="맑은 고딕">
+          <w:rFonts w:ascii="맑은 고딕" w:hAnsi="맑은 고딕" w:eastAsia="맑은 고딕"/>
+          <w:b/>
+          <w:color w:val="1F2937"/>
+          <w:sz w:val="21"/>
+        </w:rPr>
+        <w:t xml:space="preserve">각종 수상경력: </w:t>
+      </w:r>
+      <w:r>
+        <w:rPr w:rFonts="맑은 고딕">
+          <w:rFonts w:ascii="맑은 고딕" w:hAnsi="맑은 고딕" w:eastAsia="맑은 고딕"/>
+          <w:b w:val="0"/>
+          <w:sz w:val="21"/>
+        </w:rPr>
+        <w:t>프랑스 최고 권위의 '샤를 크로 아카데미 음반 대상(Grand Prix du Disque)' 수상 경력과 프랑스 정부로부터 수여받은 예술문화훈장(Commandeur des Arts et des Lettres) 등 음악과 문화계 전반에 걸친 불멸의 찬사와 찬란한 업적을 바탕으로 합니다.</w:t>
+      </w:r>
+    </w:p>
+    <w:p>
+      <w:pPr>
+        <w:spacing w:line="324" w:lineRule="auto" w:before="200" w:after="80"/>
+      </w:pPr>
+      <w:r>
+        <w:rPr w:rFonts="맑은 고딕">
+          <w:rFonts w:ascii="맑은 고딕" w:hAnsi="맑은 고딕" w:eastAsia="맑은 고딕"/>
+          <w:b/>
+          <w:color w:val="1E3A8A"/>
+          <w:sz w:val="24"/>
+        </w:rPr>
+        <w:t>2. 아티스트 정보</w:t>
+      </w:r>
+    </w:p>
+    <w:p>
+      <w:pPr>
+        <w:spacing w:line="324" w:lineRule="auto" w:after="80"/>
+      </w:pPr>
+      <w:r>
+        <w:rPr w:rFonts="맑은 고딕">
+          <w:rFonts w:ascii="맑은 고딕" w:hAnsi="맑은 고딕" w:eastAsia="맑은 고딕"/>
+          <w:b w:val="0"/>
+          <w:color w:val="6B7280"/>
+          <w:sz w:val="21"/>
+        </w:rPr>
+        <w:t xml:space="preserve">· </w:t>
+      </w:r>
+      <w:r>
+        <w:rPr w:rFonts="맑은 고딕">
+          <w:rFonts w:ascii="맑은 고딕" w:hAnsi="맑은 고딕" w:eastAsia="맑은 고딕"/>
+          <w:b/>
+          <w:color w:val="1F2937"/>
+          <w:sz w:val="21"/>
+        </w:rPr>
+        <w:t xml:space="preserve">국적: </w:t>
+      </w:r>
+      <w:r>
+        <w:rPr w:rFonts="맑은 고딕">
+          <w:rFonts w:ascii="맑은 고딕" w:hAnsi="맑은 고딕" w:eastAsia="맑은 고딕"/>
+          <w:b w:val="0"/>
+          <w:sz w:val="21"/>
+        </w:rPr>
+        <w:t>프랑스 (France)</w:t>
+      </w:r>
+    </w:p>
+    <w:p>
+      <w:pPr>
+        <w:spacing w:line="324" w:lineRule="auto" w:after="80"/>
+      </w:pPr>
+      <w:r>
+        <w:rPr w:rFonts="맑은 고딕">
+          <w:rFonts w:ascii="맑은 고딕" w:hAnsi="맑은 고딕" w:eastAsia="맑은 고딕"/>
+          <w:b w:val="0"/>
+          <w:color w:val="6B7280"/>
+          <w:sz w:val="21"/>
+        </w:rPr>
+        <w:t xml:space="preserve">· </w:t>
+      </w:r>
+      <w:r>
+        <w:rPr w:rFonts="맑은 고딕">
+          <w:rFonts w:ascii="맑은 고딕" w:hAnsi="맑은 고딕" w:eastAsia="맑은 고딕"/>
+          <w:b/>
+          <w:color w:val="1F2937"/>
+          <w:sz w:val="21"/>
+        </w:rPr>
+        <w:t xml:space="preserve">생몰년도: </w:t>
+      </w:r>
+      <w:r>
+        <w:rPr w:rFonts="맑은 고딕">
+          <w:rFonts w:ascii="맑은 고딕" w:hAnsi="맑은 고딕" w:eastAsia="맑은 고딕"/>
+          <w:b w:val="0"/>
+          <w:sz w:val="21"/>
+        </w:rPr>
+        <w:t>1927년 2월 7일 ~ 2020년 9월 23일</w:t>
+      </w:r>
+    </w:p>
+    <w:p>
+      <w:pPr>
+        <w:spacing w:line="324" w:lineRule="auto" w:after="80"/>
+      </w:pPr>
+      <w:r>
+        <w:rPr w:rFonts="맑은 고딕">
+          <w:rFonts w:ascii="맑은 고딕" w:hAnsi="맑은 고딕" w:eastAsia="맑은 고딕"/>
+          <w:b w:val="0"/>
+          <w:color w:val="6B7280"/>
+          <w:sz w:val="21"/>
+        </w:rPr>
+        <w:t xml:space="preserve">· </w:t>
+      </w:r>
+      <w:r>
+        <w:rPr w:rFonts="맑은 고딕">
+          <w:rFonts w:ascii="맑은 고딕" w:hAnsi="맑은 고딕" w:eastAsia="맑은 고딕"/>
+          <w:b/>
+          <w:color w:val="1F2937"/>
+          <w:sz w:val="21"/>
+        </w:rPr>
+        <w:t xml:space="preserve">그룹 소속: </w:t>
+      </w:r>
+      <w:r>
+        <w:rPr w:rFonts="맑은 고딕">
+          <w:rFonts w:ascii="맑은 고딕" w:hAnsi="맑은 고딕" w:eastAsia="맑은 고딕"/>
+          <w:b w:val="0"/>
+          <w:sz w:val="21"/>
+        </w:rPr>
+        <w:t>솔로 (Solo)</w:t>
+      </w:r>
+    </w:p>
+    <w:p>
+      <w:pPr>
+        <w:spacing w:line="324" w:lineRule="auto" w:after="80"/>
+      </w:pPr>
+      <w:r>
+        <w:rPr w:rFonts="맑은 고딕">
+          <w:rFonts w:ascii="맑은 고딕" w:hAnsi="맑은 고딕" w:eastAsia="맑은 고딕"/>
+          <w:b w:val="0"/>
+          <w:color w:val="6B7280"/>
+          <w:sz w:val="21"/>
+        </w:rPr>
+        <w:t xml:space="preserve">· </w:t>
+      </w:r>
+      <w:r>
+        <w:rPr w:rFonts="맑은 고딕">
+          <w:rFonts w:ascii="맑은 고딕" w:hAnsi="맑은 고딕" w:eastAsia="맑은 고딕"/>
+          <w:b/>
+          <w:color w:val="1F2937"/>
+          <w:sz w:val="21"/>
+        </w:rPr>
+        <w:t xml:space="preserve">아티스트 소개: </w:t>
+      </w:r>
+      <w:r>
+        <w:rPr w:rFonts="맑은 고딕">
+          <w:rFonts w:ascii="맑은 고딕" w:hAnsi="맑은 고딕" w:eastAsia="맑은 고딕"/>
+          <w:b w:val="0"/>
+          <w:sz w:val="21"/>
+        </w:rPr>
+        <w:t>줄리엣 그레코는 장 폴 사르트르, 알베르 카뮈 등 당대 최고 지성들의 찬사를 받으며 전후 프랑스 실존주의 운동의 음악적 뮤즈로 군림한 전설적인 샹퇴즈입니다. 검은 의상과 깊고 묵직한 콘트랄토 보이스로 시(詩)를 노래로 승화시켰으며, 프랑스 대중가요의 격조를 예술의 경지로 끌어올린 20세기 문화사의 상징적 거장입니다.</w:t>
+      </w:r>
+    </w:p>
+    <w:p>
+      <w:pPr>
+        <w:spacing w:line="324" w:lineRule="auto" w:before="200" w:after="80"/>
+      </w:pPr>
+      <w:r>
+        <w:rPr w:rFonts="맑은 고딕">
+          <w:rFonts w:ascii="맑은 고딕" w:hAnsi="맑은 고딕" w:eastAsia="맑은 고딕"/>
+          <w:b/>
+          <w:color w:val="1E3A8A"/>
+          <w:sz w:val="24"/>
+        </w:rPr>
+        <w:t>3. 음반 상세 분석</w:t>
+      </w:r>
+    </w:p>
+    <w:p>
+      <w:pPr>
+        <w:spacing w:line="324" w:lineRule="auto" w:after="80"/>
+      </w:pPr>
+      <w:r>
+        <w:rPr w:rFonts="맑은 고딕">
+          <w:rFonts w:ascii="맑은 고딕" w:hAnsi="맑은 고딕" w:eastAsia="맑은 고딕"/>
+          <w:b w:val="0"/>
+          <w:color w:val="6B7280"/>
+          <w:sz w:val="21"/>
+        </w:rPr>
+        <w:t xml:space="preserve">· </w:t>
+      </w:r>
+      <w:r>
+        <w:rPr w:rFonts="맑은 고딕">
+          <w:rFonts w:ascii="맑은 고딕" w:hAnsi="맑은 고딕" w:eastAsia="맑은 고딕"/>
+          <w:b/>
+          <w:color w:val="1F2937"/>
+          <w:sz w:val="21"/>
+        </w:rPr>
+        <w:t xml:space="preserve">역사적 위치: </w:t>
+      </w:r>
+      <w:r>
+        <w:rPr w:rFonts="맑은 고딕">
+          <w:rFonts w:ascii="맑은 고딕" w:hAnsi="맑은 고딕" w:eastAsia="맑은 고딕"/>
+          <w:b w:val="0"/>
+          <w:sz w:val="21"/>
+        </w:rPr>
+        <w:t>프렌치 샹송의 황금기라 불리는 시대를 아우르며, 자크 프레베르, 조제프 코스마 등 위대한 시인과 작곡가들의 혼이 깃든 명곡들을 단 하나의 앨범에 완벽한 미학적 완성도로 엮어낸 음반사적 기념비입니다.</w:t>
+      </w:r>
+    </w:p>
+    <w:p>
+      <w:pPr>
+        <w:spacing w:line="324" w:lineRule="auto" w:after="80"/>
+      </w:pPr>
+      <w:r>
+        <w:rPr w:rFonts="맑은 고딕">
+          <w:rFonts w:ascii="맑은 고딕" w:hAnsi="맑은 고딕" w:eastAsia="맑은 고딕"/>
+          <w:b w:val="0"/>
+          <w:color w:val="6B7280"/>
+          <w:sz w:val="21"/>
+        </w:rPr>
+        <w:t xml:space="preserve">· </w:t>
+      </w:r>
+      <w:r>
+        <w:rPr w:rFonts="맑은 고딕">
+          <w:rFonts w:ascii="맑은 고딕" w:hAnsi="맑은 고딕" w:eastAsia="맑은 고딕"/>
+          <w:b/>
+          <w:color w:val="1F2937"/>
+          <w:sz w:val="21"/>
+        </w:rPr>
+        <w:t xml:space="preserve">시대의 흔적(스토리텔링): </w:t>
+      </w:r>
+      <w:r>
+        <w:rPr w:rFonts="맑은 고딕">
+          <w:rFonts w:ascii="맑은 고딕" w:hAnsi="맑은 고딕" w:eastAsia="맑은 고딕"/>
+          <w:b w:val="0"/>
+          <w:sz w:val="21"/>
+        </w:rPr>
+        <w:t>2차 세계대전의 상흔을 딛고 자유와 지성을 갈망하던 파리 생제르맹 카페 거리의 청춘들, 짙은 담배 연기 속에서 실존의 고독과 사랑을 토론하던 낭만주의자들의 지적이고도 열정적인 공기가 고스란히 담겨 있습니다.</w:t>
+      </w:r>
+    </w:p>
+    <w:p>
+      <w:pPr>
+        <w:spacing w:line="324" w:lineRule="auto" w:before="200" w:after="80"/>
+      </w:pPr>
+      <w:r>
+        <w:rPr w:rFonts="맑은 고딕">
+          <w:rFonts w:ascii="맑은 고딕" w:hAnsi="맑은 고딕" w:eastAsia="맑은 고딕"/>
+          <w:b/>
+          <w:color w:val="1E3A8A"/>
+          <w:sz w:val="24"/>
+        </w:rPr>
+        <w:t>4. 주요 수록곡 및 감상 제언</w:t>
+      </w:r>
+    </w:p>
+    <w:p>
+      <w:pPr>
+        <w:spacing w:line="324" w:lineRule="auto" w:after="80"/>
+      </w:pPr>
+      <w:r>
+        <w:rPr w:rFonts="맑은 고딕">
+          <w:rFonts w:ascii="맑은 고딕" w:hAnsi="맑은 고딕" w:eastAsia="맑은 고딕"/>
+          <w:b w:val="0"/>
+          <w:color w:val="6B7280"/>
+          <w:sz w:val="21"/>
+        </w:rPr>
+        <w:t xml:space="preserve">· </w:t>
+      </w:r>
+      <w:r>
+        <w:rPr w:rFonts="맑은 고딕">
+          <w:rFonts w:ascii="맑은 고딕" w:hAnsi="맑은 고딕" w:eastAsia="맑은 고딕"/>
+          <w:b/>
+          <w:color w:val="1F2937"/>
+          <w:sz w:val="21"/>
+        </w:rPr>
+        <w:t xml:space="preserve">주요 수록곡 특징: </w:t>
+      </w:r>
+      <w:r>
+        <w:rPr w:rFonts="맑은 고딕">
+          <w:rFonts w:ascii="맑은 고딕" w:hAnsi="맑은 고딕" w:eastAsia="맑은 고딕"/>
+          <w:b w:val="0"/>
+          <w:sz w:val="21"/>
+        </w:rPr>
+        <w:t>불멸의 명곡인 'Sous le ciel de Paris (파리의 하늘 아래)'의 서정적인 낭만과 낙엽의 쓸쓸함을 처연하게 읊조리는 'Les Feuilles mortes (고엽)', 그리고 깊은 비장미와 시적 긴장감이 흐르는 'Déshabillez-moi' 등 특유의 음울하면서도 품격 넘치는 보컬이 압도적인 감동을 자아냅니다.</w:t>
+      </w:r>
+    </w:p>
+    <w:p>
+      <w:pPr>
+        <w:spacing w:line="324" w:lineRule="auto" w:after="80"/>
+      </w:pPr>
+      <w:r>
+        <w:rPr w:rFonts="맑은 고딕">
+          <w:rFonts w:ascii="맑은 고딕" w:hAnsi="맑은 고딕" w:eastAsia="맑은 고딕"/>
+          <w:b w:val="0"/>
+          <w:color w:val="6B7280"/>
+          <w:sz w:val="21"/>
+        </w:rPr>
+        <w:t xml:space="preserve">· </w:t>
+      </w:r>
+      <w:r>
+        <w:rPr w:rFonts="맑은 고딕">
+          <w:rFonts w:ascii="맑은 고딕" w:hAnsi="맑은 고딕" w:eastAsia="맑은 고딕"/>
+          <w:b/>
+          <w:color w:val="1F2937"/>
+          <w:sz w:val="21"/>
+        </w:rPr>
+        <w:t xml:space="preserve">빈티지 감상 제언: </w:t>
+      </w:r>
+      <w:r>
+        <w:rPr w:rFonts="맑은 고딕">
+          <w:rFonts w:ascii="맑은 고딕" w:hAnsi="맑은 고딕" w:eastAsia="맑은 고딕"/>
+          <w:b w:val="0"/>
+          <w:sz w:val="21"/>
+        </w:rPr>
+        <w:t>턴테이블의 바늘이 미세한 소리골을 타고 흐를 때 피어나는 특유의 아날로그 질감과, 진공관 앰프를 통해 증폭되는 그레코의 숨소리와 허스키한 저음의 잔향은 차가운 디지털 음원에서는 결코 만날 수 없는 따스하고 묵직한 공명감을 안겨줍니다.</w:t>
+      </w:r>
+    </w:p>
+    <w:p>
+      <w:pPr>
+        <w:spacing w:line="324" w:lineRule="auto" w:after="80"/>
+      </w:pPr>
+      <w:r>
+        <w:rPr w:rFonts="맑은 고딕">
+          <w:rFonts w:ascii="맑은 고딕" w:hAnsi="맑은 고딕" w:eastAsia="맑은 고딕"/>
+          <w:b w:val="0"/>
+          <w:color w:val="6B7280"/>
+          <w:sz w:val="21"/>
+        </w:rPr>
+        <w:t xml:space="preserve">· </w:t>
+      </w:r>
+      <w:r>
+        <w:rPr w:rFonts="맑은 고딕">
+          <w:rFonts w:ascii="맑은 고딕" w:hAnsi="맑은 고딕" w:eastAsia="맑은 고딕"/>
+          <w:b/>
+          <w:color w:val="1F2937"/>
+          <w:sz w:val="21"/>
+        </w:rPr>
+        <w:t xml:space="preserve">소장 가치: </w:t>
+      </w:r>
+      <w:r>
+        <w:rPr w:rFonts="맑은 고딕">
+          <w:rFonts w:ascii="맑은 고딕" w:hAnsi="맑은 고딕" w:eastAsia="맑은 고딕"/>
+          <w:b w:val="0"/>
+          <w:sz w:val="21"/>
+        </w:rPr>
+        <w:t>정통 프렌치 샹송의 우아함과 클래식한 기품을 LP의 온기로 만날 수 있는 희귀 명반으로, 샹송 및 보컬 컬렉터들에게는 서가 한편을 빛내 줄 대체 불가능한 소장 가치를 지닙니다.</w:t>
+      </w:r>
+    </w:p>
+    <w:p>
+      <w:pPr>
+        <w:spacing w:line="324" w:lineRule="auto" w:after="120" w:before="160"/>
+      </w:pPr>
+      <w:r>
+        <w:rPr w:rFonts="맑은 고딕">
+          <w:rFonts w:ascii="맑은 고딕" w:hAnsi="맑은 고딕" w:eastAsia="맑은 고딕"/>
+          <w:b/>
+          <w:color w:val="4338CA"/>
+          <w:sz w:val="21"/>
+        </w:rPr>
+        <w:t>이 음반을 통해 파리의 유려한 밤거리와 줄리엣 그레코의 매혹적인 음성이 전해주는 감동을 다시 한번 경험해 보시는 것은 어떨까요?</w:t>
       </w:r>
     </w:p>
     <w:sectPr>
       <w:pgSz w:w="12240" w:h="15840"/>
-      <w:pgMar w:top="1440" w:right="1440" w:bottom="1440" w:left="1440" w:header="720" w:footer="720" w:gutter="0"/>
+      <w:pgMar w:top="1152" w:right="1296" w:bottom="1152" w:left="1296" w:header="720" w:footer="720" w:gutter="0"/>
       <w:cols w:space="720"/>
       <w:docGrid w:linePitch="360"/>
     </w:sectPr>

--- a/word_reports/LP_0201_위치_111_Juliette Gréco_Und ihre g.docx
+++ b/word_reports/LP_0201_위치_111_Juliette Gréco_Und ihre g.docx
@@ -32,7 +32,7 @@
     </w:p>
     <w:p>
       <w:pPr>
-        <w:spacing w:line="324" w:lineRule="auto" w:before="80" w:after="160"/>
+        <w:spacing w:line="324" w:lineRule="auto" w:before="80" w:after="120"/>
       </w:pPr>
       <w:r>
         <w:rPr w:rFonts="맑은 고딕">
@@ -42,13 +42,6 @@
           <w:sz w:val="22"/>
         </w:rPr>
         <w:t xml:space="preserve">[음반 소개] </w:t>
-      </w:r>
-      <w:r>
-        <w:rPr w:rFonts="맑은 고딕">
-          <w:rFonts w:ascii="맑은 고딕" w:hAnsi="맑은 고딕" w:eastAsia="맑은 고딕"/>
-          <w:b w:val="0"/>
-          <w:sz w:val="21"/>
-        </w:rPr>
       </w:r>
     </w:p>
     <w:p>
@@ -61,7 +54,46 @@
           <w:b w:val="0"/>
           <w:sz w:val="21"/>
         </w:rPr>
-        <w:t>생제르맹데프레의 짙은 밤안개와 실존주의 철학의 고뇌를 온몸으로 체화한 줄리엣 그레코는 프랑스 샹송의 가장 지적이고 매혹적인 초상입니다. 본 작 [Und ihre großen Chansons]는 유럽 대륙을 매료시킨 그녀의 독보적인 음성 속에서 문학과 음악이 가장 우아하게 조우하는 순간들을 정갈하게 포여낸 명품 앤솔러지입니다. 읊조리듯 다가와 영혼의 심연을 흔드는 그녀의 짙은 음색은 지나간 시대의 낭만과 예술적 고결함을 아스라한 감동으로 되살려냅니다. 비장미와 서정성이 교차하는 이 음반은 반세기가 흐른 오늘날에도 아날로그 샹송이 지닌 불멸의 숨결을 완벽하게 증명하고 있습니다.</w:t>
+        <w:t>1940~50년대 파리 좌안(Rive Gauche), 전후의 폐허와 환멸 속에서도 실존적 자유를 갈망하던 생제르맹데프레의 어두운 지하 카바레 ‘르 타부(Le Tabou)’의 연기 자욱한 공기 속에서 피어난 단 하나의 뮤즈, 줄리엣 그레코. 장 폴 사르트르, 알베르 카뮈, 보리스 비앙, 자크 프레베르 등 전후 유럽의 지성을 이끌던 거장들의 철학적 언어는 그레코의 칠흑 같은 목소리를 통해 비로소 숨결과 온기를 얻었습니다. 본 앨범 《Und ihre großen Chansons》는 프랑스 샹송의 가장 지적이고 찬란했던 황금기를 수놓은 그녀의 독보적인 예술적 발자취를 독일 및 중유럽 무대에 엄선하여 선보인 기념비적인 명반입니다.</w:t>
+      </w:r>
+    </w:p>
+    <w:p>
+      <w:pPr>
+        <w:spacing w:line="324" w:lineRule="auto" w:after="120"/>
+      </w:pPr>
+      <w:r>
+        <w:rPr w:rFonts="맑은 고딕">
+          <w:rFonts w:ascii="맑은 고딕" w:hAnsi="맑은 고딕" w:eastAsia="맑은 고딕"/>
+          <w:b w:val="0"/>
+          <w:sz w:val="21"/>
+        </w:rPr>
+        <w:t>검은 옷을 입고 무대 위에 올라 최소한의 절제된 손짓과 서늘하면서도 관능적인 콘트랄토(Contralto) 음색으로 시를 낭송하듯 노래하던 줄리엣 그레코는 단순한 대중가수의 영역을 넘어 ‘무대 위의 철학자’였습니다. 시대를 통찰하는 문학적 서정시부터 관습의 껍질을 깨뜨리는 도발적인 노래에 이르기까지, 그녀가 선택한 텍스트들은 인간 내면의 고독, 실존의 불안, 그리고 찰나의 사랑과 상실을 가차 없이 응시했습니다. 이 음반은 그레코가 당대의 문학적 사유를 음악이라는 구체적인 예술로 어떻게 승화시켰는지를 유려하고 웅변적으로 증명해 보입니다.</w:t>
+      </w:r>
+    </w:p>
+    <w:p>
+      <w:pPr>
+        <w:spacing w:line="324" w:lineRule="auto" w:after="120"/>
+      </w:pPr>
+      <w:r>
+        <w:rPr w:rFonts="맑은 고딕">
+          <w:rFonts w:ascii="맑은 고딕" w:hAnsi="맑은 고딕" w:eastAsia="맑은 고딕"/>
+          <w:b w:val="0"/>
+          <w:sz w:val="21"/>
+        </w:rPr>
+        <w:t>유럽 대륙 전역, 특히 예술적 깊이를 흠모하던 독일어권 애호가들의 열렬한 지지 속에 기획·발매된 이 선집은 언어의 장벽을 가뿐히 뛰어넘는 샹송 예술의 보편적 서정성을 들려줍니다. 릴케의 시구처럼 쓸쓸하면서도 장엄한 멜로디의 결을 따라 흐르는 그레코의 독백은 반세기가 훌쩍 지난 오늘날에도 여전히 퇴색하지 않는 짙은 페이소스와 지적 도취를 선사합니다.</w:t>
+      </w:r>
+    </w:p>
+    <w:p>
+      <w:pPr>
+        <w:spacing w:line="324" w:lineRule="auto" w:after="120"/>
+      </w:pPr>
+      <w:r>
+        <w:rPr w:rFonts="맑은 고딕">
+          <w:rFonts w:ascii="맑은 고딕" w:hAnsi="맑은 고딕" w:eastAsia="맑은 고딕"/>
+          <w:b w:val="0"/>
+          <w:sz w:val="21"/>
+        </w:rPr>
+        <w:t>턴테이블의 바늘이 묵직한 바이닐의 소리골을 타고 내려앉을 때, 스피커 너머로는 한 시대 청춘들이 목말라했던 자유와 사랑의 체온이 고스란히 배어 나옵니다. 파리의 젖은 보도블록을 홀로 걷는 듯한 고즈넉한 정취, 그리고 삶의 어둠을 정면으로 응시하면서도 끝내 우아함을 잃지 않았던 한 위대한 여인의 자의식이 아날로그 사운드의 풍성한 울림을 타고 청자의 가슴에 깊은 파문을 일으킵니다.</w:t>
       </w:r>
     </w:p>
     <w:p>
@@ -168,7 +200,7 @@
           <w:b w:val="0"/>
           <w:sz w:val="21"/>
         </w:rPr>
-        <w:t>프랑스를 넘어 독일어권 등 범유럽 클래식·샹송 애호가들을 위해 필립스(Philips) 등 명문 레이블을 통해 엄선 기획된 스페셜 걸작 베스트 음반으로, 줄리엣 그레코의 최전성기 예술적 정수가 집약되어 있습니다.</w:t>
+        <w:t>1960년대 후반 독일 필립스(Philips/Phonogram) 레이블에서 최상의 프레싱 기술과 음향 마스터링을 적용하여 발매된 정통 유럽반 컬렉션 앨범입니다.</w:t>
       </w:r>
     </w:p>
     <w:p>
@@ -199,7 +231,7 @@
           <w:b w:val="0"/>
           <w:sz w:val="21"/>
         </w:rPr>
-        <w:t>발매 당시 유럽 전역의 지식인층과 팝·샹송 애호가들 사이에서 필청반으로 확고히 자리 잡았으며, 장기 스테디셀러로서 높은 판매고를 기록하며 국경을 초월한 대중적 사랑을 받았습니다.</w:t>
+        <w:t>발매 당시 독일 및 중유럽 교양 지식인 계층과 아트 팝 애호가들 사이에서 필청반으로 손꼽히며 장기적인 스테디셀러를 기록하였고, 유럽 내 그레코의 입지를 굳건히 다졌습니다.</w:t>
       </w:r>
     </w:p>
     <w:p>
@@ -230,7 +262,7 @@
           <w:b w:val="0"/>
           <w:sz w:val="21"/>
         </w:rPr>
-        <w:t>프랑스 최고 권위의 '샤를 크로 아카데미 음반 대상(Grand Prix du Disque)' 수상 경력과 프랑스 정부로부터 수여받은 예술문화훈장(Commandeur des Arts et des Lettres) 등 음악과 문화계 전반에 걸친 불멸의 찬사와 찬란한 업적을 바탕으로 합니다.</w:t>
+        <w:t>프랑스 최고 권위의 음반상인 아카데미 샤를 크로(Académie Charles-Cros) 그랑프리 다수 수상 및 레지옹 도뇌르(Légion d'honneur) 훈장에 빛나는 거장의 음악적 정점이 오롯이 담긴 작품으로 공인받고 있습니다.</w:t>
       </w:r>
     </w:p>
     <w:p>
@@ -368,7 +400,7 @@
           <w:b w:val="0"/>
           <w:sz w:val="21"/>
         </w:rPr>
-        <w:t>줄리엣 그레코는 장 폴 사르트르, 알베르 카뮈 등 당대 최고 지성들의 찬사를 받으며 전후 프랑스 실존주의 운동의 음악적 뮤즈로 군림한 전설적인 샹퇴즈입니다. 검은 의상과 깊고 묵직한 콘트랄토 보이스로 시(詩)를 노래로 승화시켰으며, 프랑스 대중가요의 격조를 예술의 경지로 끌어올린 20세기 문화사의 상징적 거장입니다.</w:t>
+        <w:t>20세기 프랑스 실존주의 문화 운동의 상징이자 ‘생제르맹데프레의 검은 뮤즈’로 불린 전설적인 샹송의 여제입니다. 시와 철학을 품은 문학적 텍스트를 깊고 서늘한 음색으로 완벽하게 체화해 내며 프랑스 리브 고슈(좌안) 예술 샹송을 세계적인 예술 장르의 반열에 올려놓았습니다.</w:t>
       </w:r>
     </w:p>
     <w:p>
@@ -413,7 +445,7 @@
           <w:b w:val="0"/>
           <w:sz w:val="21"/>
         </w:rPr>
-        <w:t>프렌치 샹송의 황금기라 불리는 시대를 아우르며, 자크 프레베르, 조제프 코스마 등 위대한 시인과 작곡가들의 혼이 깃든 명곡들을 단 하나의 앨범에 완벽한 미학적 완성도로 엮어낸 음반사적 기념비입니다.</w:t>
+        <w:t>단순한 히트곡 모음집을 넘어 줄리엣 그레코가 구축한 독보적인 텍스트 해석력과 드라마틱한 가창 예술의 정수를 압축한 음반입니다. 20세기 전후 대중음악이 철학 및 순수 문학과 조우하여 도달할 수 있었던 최고조의 미학적 완성도를 증명하는 명반으로 평가받습니다.</w:t>
       </w:r>
     </w:p>
     <w:p>
@@ -444,7 +476,7 @@
           <w:b w:val="0"/>
           <w:sz w:val="21"/>
         </w:rPr>
-        <w:t>2차 세계대전의 상흔을 딛고 자유와 지성을 갈망하던 파리 생제르맹 카페 거리의 청춘들, 짙은 담배 연기 속에서 실존의 고독과 사랑을 토론하던 낭만주의자들의 지적이고도 열정적인 공기가 고스란히 담겨 있습니다.</w:t>
+        <w:t>전쟁의 상흔과 냉전의 불안 속에서 절대적인 자유를 갈망했던 1950~60년대 유럽 청년들의 고뇌와 낭만이 아로새겨져 있습니다. 카페 플로르(Café de Flore)와 생제르맹데프레의 골목길을 채웠던 실존주의적 열정과 낭만적 우수가 음반 전편에 매혹적인 공기로 짙게 깔려 있습니다.</w:t>
       </w:r>
     </w:p>
     <w:p>
@@ -489,7 +521,7 @@
           <w:b w:val="0"/>
           <w:sz w:val="21"/>
         </w:rPr>
-        <w:t>불멸의 명곡인 'Sous le ciel de Paris (파리의 하늘 아래)'의 서정적인 낭만과 낙엽의 쓸쓸함을 처연하게 읊조리는 'Les Feuilles mortes (고엽)', 그리고 깊은 비장미와 시적 긴장감이 흐르는 'Déshabillez-moi' 등 특유의 음울하면서도 품격 넘치는 보컬이 압도적인 감동을 자아냅니다.</w:t>
+        <w:t>자크 프레베르의 시에 요제프 코스마가 곡을 붙인 불멸의 고전 "Les feuilles mortes(고엽)"의 처연한 읊조림, 세르주 갱스부르의 세련되고 감각적인 멜로디가 빛나는 "La Javanaise", 그리고 관능과 도발의 미학을 극대화한 "Déshabillez-moi"에 이르기까지, 절제된 편곡 위로 흐르는 그레코의 농밀한 저음과 지적인 프레이징이 압도적인 서정미를 빚어냅니다.</w:t>
       </w:r>
     </w:p>
     <w:p>
@@ -520,7 +552,7 @@
           <w:b w:val="0"/>
           <w:sz w:val="21"/>
         </w:rPr>
-        <w:t>턴테이블의 바늘이 미세한 소리골을 타고 흐를 때 피어나는 특유의 아날로그 질감과, 진공관 앰프를 통해 증폭되는 그레코의 숨소리와 허스키한 저음의 잔향은 차가운 디지털 음원에서는 결코 만날 수 없는 따스하고 묵직한 공명감을 안겨줍니다.</w:t>
+        <w:t>진공관 앰프 특유의 따뜻하고 두터운 중저역 배음과 매칭할 때 줄리엣 그레코 음성의 매력이 극대화됩니다. 독일 프레싱 LP 특유의 정갈하고 깊은 공간감 속에서, 마치 눈앞의 어두운 무대 위에서 그녀가 속삭이듯 내뱉는 숨소리와 마이크로 다이내믹스의 미세한 떨림을 음미해 보시길 권합니다.</w:t>
       </w:r>
     </w:p>
     <w:p>
@@ -551,7 +583,7 @@
           <w:b w:val="0"/>
           <w:sz w:val="21"/>
         </w:rPr>
-        <w:t>정통 프렌치 샹송의 우아함과 클래식한 기품을 LP의 온기로 만날 수 있는 희귀 명반으로, 샹송 및 보컬 컬렉터들에게는 서가 한편을 빛내 줄 대체 불가능한 소장 가치를 지닙니다.</w:t>
+        <w:t>프랑스 문화 예술의 황금기였던 샹송 르네상스를 한 장의 바이닐로 조망할 수 있는 귀중한 자료입니다. 뛰어난 오디오파일적 완성도와 고풍스러운 재킷 아트를 지닌 희소성 높은 독일반으로, 클래식과 정통 샹송을 아끼는 바이닐 컬렉터의 서가에서 대체 불가능한 품격을 발휘합니다.</w:t>
       </w:r>
     </w:p>
     <w:p>
@@ -565,7 +597,7 @@
           <w:color w:val="4338CA"/>
           <w:sz w:val="21"/>
         </w:rPr>
-        <w:t>이 음반을 통해 파리의 유려한 밤거리와 줄리엣 그레코의 매혹적인 음성이 전해주는 감동을 다시 한번 경험해 보시는 것은 어떨까요?</w:t>
+        <w:t>이 음반을 통해 파리 생제르맹데프레의 짙은 밤안개 속에서 피어난 고혹적인 시어와 줄리엣 그레코의 영혼이 전해주는 감동을 다시 한번 경험해 보시는 것은 어떨까요?</w:t>
       </w:r>
     </w:p>
     <w:sectPr>
